--- a/deliverables/inland_transport_2026-10/example_T1_T2/docx/T0_CALCULATION.docx
+++ b/deliverables/inland_transport_2026-10/example_T1_T2/docx/T0_CALCULATION.docx
@@ -2001,7 +2001,7 @@
                 <w:color w:val="0B5CAD"/>
                 <w:sz w:val="18"/>
               </w:rPr>
-              <w:t xml:space="preserve">[3668]</w:t>
+              <w:t xml:space="preserve">[3669]</w:t>
             </w:r>
           </w:p>
         </w:tc>
@@ -2587,7 +2587,7 @@
                 <w:color w:val="0B5CAD"/>
                 <w:sz w:val="18"/>
               </w:rPr>
-              <w:t xml:space="preserve">[10345]</w:t>
+              <w:t xml:space="preserve">[10346]</w:t>
             </w:r>
           </w:p>
         </w:tc>
@@ -5025,7 +5025,7 @@
                 <w:color w:val="0B5CAD"/>
                 <w:sz w:val="18"/>
               </w:rPr>
-              <w:t xml:space="preserve">[2]</w:t>
+              <w:t xml:space="preserve">[3]</w:t>
             </w:r>
           </w:p>
         </w:tc>
@@ -5049,7 +5049,7 @@
                 <w:color w:val="0B5CAD"/>
                 <w:sz w:val="18"/>
               </w:rPr>
-              <w:t xml:space="preserve">[435,0]</w:t>
+              <w:t xml:space="preserve">[290,0]</w:t>
             </w:r>
           </w:p>
         </w:tc>
@@ -8125,7 +8125,7 @@
                 <w:color w:val="0B5CAD"/>
                 <w:sz w:val="18"/>
               </w:rPr>
-              <w:t xml:space="preserve">[3668]</w:t>
+              <w:t xml:space="preserve">[3669]</w:t>
             </w:r>
           </w:p>
         </w:tc>
